--- a/rapports/16_02_2026/JP_ADAMA/coh_EQ8_sup_071201020044.docx
+++ b/rapports/16_02_2026/JP_ADAMA/coh_EQ8_sup_071201020044.docx
@@ -25,7 +25,7 @@
         <w:br/>
         <w:t>Grappe: 071201020044</w:t>
         <w:br/>
-        <w:t>Date: 16/02/2026 a 12:41</w:t>
+        <w:t>Date: 16/02/2026 a 12:58</w:t>
       </w:r>
     </w:p>
     <w:p/>

--- a/rapports/16_02_2026/JP_ADAMA/coh_EQ8_sup_071201020044.docx
+++ b/rapports/16_02_2026/JP_ADAMA/coh_EQ8_sup_071201020044.docx
@@ -25,7 +25,7 @@
         <w:br/>
         <w:t>Grappe: 071201020044</w:t>
         <w:br/>
-        <w:t>Date: 16/02/2026 a 12:58</w:t>
+        <w:t>Date: 16/02/2026 a 13:06</w:t>
       </w:r>
     </w:p>
     <w:p/>
@@ -1518,7 +1518,7 @@
         <w:rPr>
           <w:sz w:val="20"/>
         </w:rPr>
-        <w:t>- La dernière fois que vous avez acheté Capitaine frais est voiture qui vend des poissons et semble exister dans les modalités, prière de prendre attache avec le QG pour plus d'explication afin de la classer bien.  La dernière fois que vous avez acheté Poisson frais type 9 est voiture qui vend des poissons et semble exister dans les modalités, prière de prendre attache avec le QG pour plus d'explication afin de la classer bien. Attention ! Le prix unitaire d'achat (100 Fcfa) de Citron en Pièce (Petit) est relativement élevé par rapport aux autres prix observés dans cette zone. Prière de corriger ou de confirmer avec le QG. Avertissement!!! Le ménage a consommé 7 Paquet Petit de Thé en sachet, cette quantité semble anormale pour une consommation des 7 derniers jours.Prière de corriger ou de confirmer avec le QG. Avertissement!! le prix unitaire (125 Fcfa) de Thé en sachet (unité: Paquet) de taille Petit est très faible ou élevé. Prière de corriger ou de confirmer avec le QG. Incohérence!! Dans ce ménage, chaque individus consomme par jour 38.91857 Kg  de cereale; Prière de revoir les quantités prises de ces produits. Incohérence!! Dans ce ménage, chaque individus consomme par jour 38.91857 Kg  de cereale; Prière de revoir les quantités prises de ces produits.</w:t>
+        <w:t>- La dernière fois que vous avez acheté Capitaine frais est voiture qui vend des poissons et semble exister dans les modalités, prière de prendre attache avec le QG pour plus d'explication afin de la classer bien.  La dernière fois que vous avez acheté Poisson frais type 9 est voiture qui vend des poissons et semble exister dans les modalités, prière de prendre attache avec le QG pour plus d'explication afin de la classer bien. Attention ! Le prix unitaire d'achat (100 Fcfa) de Citron en Pièce (Petit) est relativement élevé par rapport aux autres prix observés dans cette zone. Prière de corriger ou de confirmer avec le QG. Attention ! Le prix unitaire d'achat (100 Fcfa) de Poivron frais en Pièce (Petit) est relativement élevé par rapport aux autres prix observés dans cette zone. Prière de corriger ou de confirmer avec le QG. Attention ! Le prix unitaire d'achat (500 Fcfa) de Carotte en Tas (Petit) est relativement élevé par rapport aux autres prix observés dans cette zone. Prière de corriger ou de confirmer avec le QG. Attention ! Soupçons de quantité anormale! Le ménage de awa sene avec une taille de 7 personnes a consommé 13 Gousse en Petit de Ail qui est relativement élevé comme consommation par rapport à la condition de vie des autres ménages de même taille dans cette zone. Prière de corriger ou de confirmer avec le QG. Avertissement!!! Le ménage a consommé 7 Paquet Petit de Thé en sachet, cette quantité semble anormale pour une consommation des 7 derniers jours.Prière de corriger ou de confirmer avec le QG. Avertissement!! le prix unitaire (125 Fcfa) de Thé en sachet (unité: Paquet) de taille Petit est très faible ou élevé. Prière de corriger ou de confirmer avec le QG. Incohérence!! Dans ce ménage, chaque individus consomme par jour 62.82163 Kg  de cereale; Prière de revoir les quantités prises de ces produits. Incohérence!! Dans ce ménage, chaque individus consomme par jour 62.82163 Kg  de cereale; Prière de revoir les quantités prises de ces produits.</w:t>
       </w:r>
     </w:p>
     <w:p>
@@ -1632,27 +1632,6 @@
         <w:t xml:space="preserve">- La parcelle parcelle d’arachide n'a pas été mésurée pour des raisons comme qu'elle est trop petite, GPS en panne et que le Ménage indisponible. Nous vous rappelons que ces raisons ne passent pas pour la non mesure des parcelles prière de les mésurer. Le document légal (titre, acte, certificat etc. ) qui affirme votre possession de la parcelle parcelle d’arachide est  et semble exister dans les modalités, prière de prendre attache avec le QG pour plus d'explication afin de la classer bien. </w:t>
         <w:br/>
         <w:t>- Le salaire total payé de toutes catégories confondues par le ménage awa sene pour la main-d'oeuvre non-familiale sur la parcelle parcelle de mil au cours de la campagne pour la période des récoltes est de 0 qui semble élevé ou faible. Merci de corriger. La parcelle parcelle de mil n'a pas été mésurée pour des raisons comme qu'elle est trop petite, GPS en panne et que le Ménage indisponible. Nous vous rappelons que ces raisons ne passent pas pour la non mesure des parcelles prière de les mésurer. Le document légal (titre, acte, certificat etc. ) qui affirme votre possession de la parcelle parcelle de mil est  et semble exister dans les modalités, prière de prendre attache avec le QG pour plus d'explication afin de la classer bien.</w:t>
-      </w:r>
-    </w:p>
-    <w:p>
-      <w:r>
-        <w:rPr>
-          <w:b/>
-          <w:color w:val="4672C4"/>
-          <w:sz w:val="22"/>
-        </w:rPr>
-        <w:t>&gt;&gt; Section17 - Elevage</w:t>
-      </w:r>
-    </w:p>
-    <w:p>
-      <w:pPr>
-        <w:ind w:left="283"/>
-      </w:pPr>
-      <w:r>
-        <w:rPr>
-          <w:sz w:val="20"/>
-        </w:rPr>
-        <w:t>- Attention ! Le ménage a acheté 1 Poules / poulets à 5000 donc un prix unitaire d'achat (5000 Fcfa) qui  est relativement elevé par rapport aux autres prix observés dans cette zone. Prière de corriger ou de confirmer avec le QG.</w:t>
       </w:r>
     </w:p>
     <w:p>
@@ -2150,7 +2129,7 @@
         <w:rPr>
           <w:sz w:val="20"/>
         </w:rPr>
-        <w:t>- Avertissement!! La quantité (3.5 litre) du produit Huile de soja  consommée  par le ménage semble très élevé, prière de corriger ou confirmer avec le QG. Avertissement!!! Le ménage a consommé 7 Paquet Petit de Thé en sachet, cette quantité semble anormale pour une consommation des 7 derniers jours.Prière de corriger ou de confirmer avec le QG. Avertissement!! le prix unitaire (125 Fcfa) de Thé en sachet (unité: Paquet) de taille Petit est très faible ou élevé. Prière de corriger ou de confirmer avec le QG. Difficile de consommer le Sel en Boite de tomate/Pot Grand prière de verifier. Incohérence!! Dans ce ménage, chaque individus consomme par jour 25.13889 Kg  de cereale; Prière de revoir les quantités prises de ces produits. Incohérence!! Dans ce ménage, chaque individus consomme par jour 25.13889 Kg  de cereale; Prière de revoir les quantités prises de ces produits. Incohérence!! Dans ce ménage, chaque individus consomme par jour 25.13889 Kg  de cereale; Prière de revoir les quantités prises de ces produits.</w:t>
+        <w:t>- Avertissement!! La quantité (3.5 litre) du produit Huile de soja  consommée  par le ménage semble très élevé, prière de corriger ou confirmer avec le QG. Avertissement!!! Le ménage a consommé 7 Paquet Petit de Thé en sachet, cette quantité semble anormale pour une consommation des 7 derniers jours.Prière de corriger ou de confirmer avec le QG. Avertissement!! le prix unitaire (125 Fcfa) de Thé en sachet (unité: Paquet) de taille Petit est très faible ou élevé. Prière de corriger ou de confirmer avec le QG. Difficile de consommer le Sel en Boite de tomate/Pot Grand prière de verifier. Incohérence!! Dans ce ménage, chaque individus consomme par jour 42.54365 Kg  de cereale; Prière de revoir les quantités prises de ces produits. Incohérence!! Dans ce ménage, chaque individus consomme par jour 42.54365 Kg  de cereale; Prière de revoir les quantités prises de ces produits. Incohérence!! Dans ce ménage, chaque individus consomme par jour 42.54365 Kg  de cereale; Prière de revoir les quantités prises de ces produits.</w:t>
       </w:r>
     </w:p>
     <w:p>
@@ -2234,8 +2213,6 @@
         <w:rPr>
           <w:sz w:val="20"/>
         </w:rPr>
-        <w:t xml:space="preserve">- Attention ! Foyers améliorés a été revendu à 11500 Fcfa qui est relativement élevé par rapport aux autres prix de revente observés dans cette zone. Prière de corriger ou de confirmer avec le QG. </w:t>
-        <w:br/>
         <w:t xml:space="preserve">- Le prix d'achat de l'article  Armoires et autres meubles ne doit pas être égal 0 même si le ménage l'a reçu en cadeau prière de leurs aider à faire une estimations. Le prix de revente de l'article  Armoires et autres meubles ne doit pas être égal 0 même si le ménage l'a reçu en cadeau prière de leurs aider à faire une estimations. </w:t>
         <w:br/>
         <w:t xml:space="preserve">- Le prix d'achat de l'article  Lit ne doit pas être égal 0 même si le ménage l'a reçu en cadeau prière de leurs aider à faire une estimations. Le prix de revente de l'article  Lit ne doit pas être égal 0 même si le ménage l'a reçu en cadeau prière de leurs aider à faire une estimations. </w:t>
@@ -2349,6 +2326,8 @@
         <w:rPr>
           <w:sz w:val="20"/>
         </w:rPr>
+        <w:t xml:space="preserve">- Attention ! Charrettes a été achété à 150000 Fcfa est relativement élevé par rapport aux autres prix d'achat observés dans cette zone. Prière de corriger ou de confirmer avec le QG. </w:t>
+        <w:br/>
         <w:t xml:space="preserve">- Incohérence!! Le prix de revente de Faucheuse dans cette section 19 ne doit pas être égal 0 même si le ménage l'a reçu en cadeau prière de leurs aider à faire une estimation. </w:t>
         <w:br/>
         <w:t xml:space="preserve">- Incohérence!! Le prix de revente de Houe asine dans cette section 19 ne doit pas être égal 0 même si le ménage l'a reçu en cadeau prière de leurs aider à faire une estimation. </w:t>
@@ -2760,7 +2739,7 @@
         <w:rPr>
           <w:sz w:val="20"/>
         </w:rPr>
-        <w:t>- Avertissement!!! Le ménage a consommé 21 Paquet Petit de Thé en sachet, cette quantité semble anormale pour une consommation des 7 derniers jours.Prière de corriger ou de confirmer avec le QG. Avertissement!! le prix unitaire (125 Fcfa) de Thé en sachet (unité: Paquet) de taille Petit est très faible ou élevé. Prière de corriger ou de confirmer avec le QG. Avertissement!!! Le ménage a consommé 24 Cuillère Petit de Chocolat pâte à tartiner, cette quantité semble anormale pour une consommation des 7 derniers jours.Prière de corriger ou de confirmer avec le QG. Incohérence!! Dans ce ménage, chaque individus consomme par jour 44.93029 Kg  de cereale; Prière de revoir les quantités prises de ces produits. Incohérence!! Dans ce ménage, chaque individus consomme par jour 44.93029 Kg  de cereale; Prière de revoir les quantités prises de ces produits. Le prix d'achat unitaire (1000 Fcfa) de Sel en Sac (10 Kg) de taille taille unique est très faible, prière de regarder les reponses prises dans les questions s07bq07a s07bq07b s07bq07c s07bq08 pour mieux corriger. Difficile de consommer le Sel en Boite (Autre que la boite/pot de tomate) Moyen prière de verifier.</w:t>
+        <w:t>- Attention ! Le prix unitaire d'achat (100 Fcfa) de Café en poudre soluble en Boite (Autre que la boite/pot de tomate) (Petit) est relativement faible par rapport aux autres prix observés dans cette zone. Prière de corriger ou de confirmer avec le QG. Attention ! Le prix unitaire d'achat (4000 Fcfa) de Viande de poulet entier en Pièce (Moyen) est relativement élevé par rapport aux autres prix observés dans cette zone. Prière de corriger ou de confirmer avec le QG. Attention ! Soupçons de quantité anormale! Le ménage de Ndiagne Gning avec une taille de 5 personnes a consommé 21 miche en Moyen de Pain moderne (Baguette) qui est relativement élevé comme consommation par rapport à la condition de vie des autres ménages de même taille dans cette zone. Prière de corriger ou de confirmer avec le QG. Attention ! Soupçons de quantité anormale! Le ménage de Ndiagne Gning avec une taille de 5 personnes a consommé 6 Kg en taille unique de Oignon frais qui est relativement élevé comme consommation par rapport à la condition de vie des autres ménages de même taille dans cette zone. Prière de corriger ou de confirmer avec le QG. Avertissement!!! Le ménage a consommé 21 Paquet Petit de Thé en sachet, cette quantité semble anormale pour une consommation des 7 derniers jours.Prière de corriger ou de confirmer avec le QG. Avertissement!! le prix unitaire (125 Fcfa) de Thé en sachet (unité: Paquet) de taille Petit est très faible ou élevé. Prière de corriger ou de confirmer avec le QG. Avertissement!!! Le ménage a consommé 24 Cuillère Petit de Chocolat pâte à tartiner, cette quantité semble anormale pour une consommation des 7 derniers jours.Prière de corriger ou de confirmer avec le QG. Incohérence!! Dans ce ménage, chaque individus consomme par jour 79.42628 Kg  de cereale; Prière de revoir les quantités prises de ces produits. Incohérence!! Dans ce ménage, chaque individus consomme par jour 79.42628 Kg  de cereale; Prière de revoir les quantités prises de ces produits. Le prix d'achat unitaire (1000 Fcfa) de Sel en Sac (10 Kg) de taille taille unique est très faible, prière de regarder les reponses prises dans les questions s07bq07a s07bq07b s07bq07c s07bq08 pour mieux corriger. Difficile de consommer le Sel en Boite (Autre que la boite/pot de tomate) Moyen prière de verifier.</w:t>
       </w:r>
     </w:p>
     <w:p>
@@ -2934,7 +2913,7 @@
         <w:rPr>
           <w:sz w:val="20"/>
         </w:rPr>
-        <w:t>- Avertissement! Le prix de vente (12000 Fcfa) d'un Caprins (Chèvres) est trop petit ou élevé. Veuillez confirmer ces informations avec le QG ou apporter les corrections nécessaires.Attention ! Le ménage a vendu  1 Caprins (Chèvres) à 12000 donc un prix unitaire d'achat (12000 Fcfa) qui  est relativement faible par rapport aux autres prix observés dans cette zone. Prière de corriger ou de confirmer avec le QG.</w:t>
+        <w:t>- Avertissement! Le prix de vente (12000 Fcfa) d'un Caprins (Chèvres) est trop petit ou élevé. Veuillez confirmer ces informations avec le QG ou apporter les corrections nécessaires.</w:t>
       </w:r>
     </w:p>
     <w:p>
@@ -3463,7 +3442,7 @@
         <w:rPr>
           <w:sz w:val="20"/>
         </w:rPr>
-        <w:t>- Attention ! Le prix unitaire d'achat (100 Fcfa) de Poivre en Sachets (Petit) est relativement élevé par rapport aux autres prix observés dans cette zone. Prière de corriger ou de confirmer avec le QG. Attention ! Le prix unitaire d'achat (50 Fcfa) de Carotte en Pièce (Moyen) est relativement faible par rapport aux autres prix observés dans cette zone. Prière de corriger ou de confirmer avec le QG. Avertissement!!! Le ménage a consommé 7 Paquet Petit de Thé en sachet, cette quantité semble anormale pour une consommation des 7 derniers jours.Prière de corriger ou de confirmer avec le QG. Avertissement!! le prix unitaire (100 Fcfa) de Thé en sachet (unité: Paquet) de taille Petit est très faible ou élevé. Prière de corriger ou de confirmer avec le QG. Difficile de consommer le Sel en Tas Petit prière de verifier. Incohérence!! Dans ce ménage, chaque individus consomme par jour 17.48528 Kg  de cereale; Prière de revoir les quantités prises de ces produits. Incohérence!! Dans ce ménage, chaque individus consomme par jour 17.48528 Kg  de cereale; Prière de revoir les quantités prises de ces produits.</w:t>
+        <w:t>- Avertissement!!! Le ménage a consommé 7 Paquet Petit de Thé en sachet, cette quantité semble anormale pour une consommation des 7 derniers jours.Prière de corriger ou de confirmer avec le QG. Avertissement!! le prix unitaire (100 Fcfa) de Thé en sachet (unité: Paquet) de taille Petit est très faible ou élevé. Prière de corriger ou de confirmer avec le QG. Difficile de consommer le Sel en Tas Petit prière de verifier. Incohérence!! Dans ce ménage, chaque individus consomme par jour 33.14868 Kg  de cereale; Prière de revoir les quantités prises de ces produits. Incohérence!! Dans ce ménage, chaque individus consomme par jour 33.14868 Kg  de cereale; Prière de revoir les quantités prises de ces produits.</w:t>
       </w:r>
     </w:p>
     <w:p>
@@ -3616,7 +3595,9 @@
         <w:rPr>
           <w:sz w:val="20"/>
         </w:rPr>
-        <w:t xml:space="preserve">- Avertissement!! L'âge (30 ans)  de Herse dans ce ménage semble être élevé, prière de corriger ou confirmer avec le QG. Avertissement!! Le prix d'achat (9999 FCFA) de Herse est inférieur aux prix de revente (75000 FCFA), prière de verifier et corriger ou confirmer l'information avec le QG. </w:t>
+        <w:t xml:space="preserve">- Attention ! Charrettes a été achété à 150000 Fcfa est relativement élevé par rapport aux autres prix d'achat observés dans cette zone. Prière de corriger ou de confirmer avec le QG. </w:t>
+        <w:br/>
+        <w:t xml:space="preserve">- Avertissement!! L'âge (30 ans)  de Herse dans ce ménage semble être élevé, prière de corriger ou confirmer avec le QG. Avertissement!! Le prix d'achat (9999 FCFA) de Herse est inférieur aux prix de revente (75000 FCFA), prière de verifier et corriger ou confirmer l'information avec le QG. Attention ! Herse a été achété à 9999 Fcfa est relativement élevé par rapport aux autres prix d'achat observés dans cette zone. Prière de corriger ou de confirmer avec le QG. Attention ! Herse a été revendu à 9999 Fcfa qui est relativement élevé par rapport aux autres prix de revente observés dans cette zone. Prière de corriger ou de confirmer avec le QG. </w:t>
         <w:br/>
         <w:t xml:space="preserve">- Avertissement!! L'âge (30 ans)  de Semoir dans ce ménage semble être élevé, prière de corriger ou confirmer avec le QG. Avertissement!! Le prix d'achat (9999 FCFA) de Semoir est inférieur aux prix de revente (75000 FCFA), prière de verifier et corriger ou confirmer l'information avec le QG. </w:t>
         <w:br/>
@@ -4048,7 +4029,7 @@
         <w:rPr>
           <w:sz w:val="20"/>
         </w:rPr>
-        <w:t>- Attention ! Le prix unitaire d'achat (250 Fcfa) de Pain moderne (Baguette) en Sachets (Moyen) est relativement faible par rapport aux autres prix observés dans cette zone. Prière de corriger ou de confirmer avec le QG. Attention ! Le prix unitaire d'achat (50 Fcfa) de Choux en Morceau (Portion) (Petit) est relativement faible par rapport aux autres prix observés dans cette zone. Prière de corriger ou de confirmer avec le QG. Avertissement!!! Le ménage a consommé 2 Paquet Petit de Thé en sachet, cette quantité semble anormale pour une consommation des 7 derniers jours.Prière de corriger ou de confirmer avec le QG. Avertissement!! le prix unitaire (100 Fcfa) de Thé en sachet (unité: Paquet) de taille Petit est très faible ou élevé. Prière de corriger ou de confirmer avec le QG. Incohérence!! Dans ce ménage, chaque individus consomme par jour 60.66857 Kg  de cereale; Prière de revoir les quantités prises de ces produits. Incohérence!! Dans ce ménage, chaque individus consomme par jour 60.66857 Kg  de cereale; Prière de revoir les quantités prises de ces produits.</w:t>
+        <w:t>- Attention ! Le prix unitaire d'achat (250 Fcfa) de Pain moderne (Baguette) en Sachets (Moyen) est relativement faible par rapport aux autres prix observés dans cette zone. Prière de corriger ou de confirmer avec le QG. Attention ! Le prix unitaire d'achat (50 Fcfa) de Choux en Morceau (Portion) (Petit) est relativement faible par rapport aux autres prix observés dans cette zone. Prière de corriger ou de confirmer avec le QG. Attention ! Le prix unitaire d'achat (50 Fcfa) de Oignon frais en Tas (Petit) est relativement faible par rapport aux autres prix observés dans cette zone. Prière de corriger ou de confirmer avec le QG. Avertissement!!! Le ménage a consommé 2 Paquet Petit de Thé en sachet, cette quantité semble anormale pour une consommation des 7 derniers jours.Prière de corriger ou de confirmer avec le QG. Avertissement!! le prix unitaire (100 Fcfa) de Thé en sachet (unité: Paquet) de taille Petit est très faible ou élevé. Prière de corriger ou de confirmer avec le QG. Incohérence!! Dans ce ménage, chaque individus consomme par jour 98.395 Kg  de cereale; Prière de revoir les quantités prises de ces produits. Incohérence!! Dans ce ménage, chaque individus consomme par jour 98.395 Kg  de cereale; Prière de revoir les quantités prises de ces produits.</w:t>
       </w:r>
     </w:p>
     <w:p>
@@ -4782,7 +4763,7 @@
         <w:rPr>
           <w:sz w:val="20"/>
         </w:rPr>
-        <w:t>- Avertissement!! La quantité (3.5 litre) du produit Huile de soja  consommée  par le ménage semble très élevé, prière de corriger ou confirmer avec le QG. Avertissement!!! Le ménage a consommé 14 Paquet Petit de Thé en sachet, cette quantité semble anormale pour une consommation des 7 derniers jours.Prière de corriger ou de confirmer avec le QG. Avertissement!! le prix unitaire (100 Fcfa) de Thé en sachet (unité: Paquet) de taille Petit est très faible ou élevé. Prière de corriger ou de confirmer avec le QG. Difficile de consommer le Sel en Tas Petit prière de verifier. Incohérence!! Dans ce ménage, chaque individus consomme par jour 13.93323 Kg  de cereale; Prière de revoir les quantités prises de ces produits. Incohérence!! Dans ce ménage, chaque individus consomme par jour 13.93323 Kg  de cereale; Prière de revoir les quantités prises de ces produits.</w:t>
+        <w:t>- Avertissement!! La quantité (3.5 litre) du produit Huile de soja  consommée  par le ménage semble très élevé, prière de corriger ou confirmer avec le QG. Avertissement!!! Le ménage a consommé 14 Paquet Petit de Thé en sachet, cette quantité semble anormale pour une consommation des 7 derniers jours.Prière de corriger ou de confirmer avec le QG. Avertissement!! le prix unitaire (100 Fcfa) de Thé en sachet (unité: Paquet) de taille Petit est très faible ou élevé. Prière de corriger ou de confirmer avec le QG. Difficile de consommer le Sel en Tas Petit prière de verifier. Incohérence!! Dans ce ménage, chaque individus consomme par jour 24.10429 Kg  de cereale; Prière de revoir les quantités prises de ces produits. Incohérence!! Dans ce ménage, chaque individus consomme par jour 24.10429 Kg  de cereale; Prière de revoir les quantités prises de ces produits.</w:t>
       </w:r>
     </w:p>
     <w:p>
@@ -5535,7 +5516,7 @@
         <w:rPr>
           <w:sz w:val="20"/>
         </w:rPr>
-        <w:t>- Avertissement!!! Le ménage a consommé 14 Paquet Petit de Thé en sachet, cette quantité semble anormale pour une consommation des 7 derniers jours.Prière de corriger ou de confirmer avec le QG. Avertissement!! le prix unitaire (100 Fcfa) de Thé en sachet (unité: Paquet) de taille Petit est très faible ou élevé. Prière de corriger ou de confirmer avec le QG. Difficile de consommer le Sel en Boite (Autre que la boite/pot de tomate) Petit prière de verifier. Incohérence!! Dans ce ménage, chaque individus consomme par jour 19.96684 Kg  de cereale; Prière de revoir les quantités prises de ces produits. Incohérence!! Dans ce ménage, chaque individus consomme par jour 19.96684 Kg  de cereale; Prière de revoir les quantités prises de ces produits. Incohérence!! Dans ce ménage, chaque individus consomme par jour 19.96684 Kg  de cereale; Prière de revoir les quantités prises de ces produits. Le prix d'achat unitaire (1 Fcfa) de Aubergine sauvage  en Pièce de taille Petit  est invraisemblable, prière de regarder les reponses prises dans les questions s07bq07a s07bq07b s07bq07c s07bq08 pour mieux corriger.</w:t>
+        <w:t>- Avertissement!!! Le ménage a consommé 14 Paquet Petit de Thé en sachet, cette quantité semble anormale pour une consommation des 7 derniers jours.Prière de corriger ou de confirmer avec le QG. Avertissement!! le prix unitaire (100 Fcfa) de Thé en sachet (unité: Paquet) de taille Petit est très faible ou élevé. Prière de corriger ou de confirmer avec le QG. Difficile de consommer le Sel en Boite (Autre que la boite/pot de tomate) Petit prière de verifier. Incohérence!! Dans ce ménage, chaque individus consomme par jour 32.23214 Kg  de cereale; Prière de revoir les quantités prises de ces produits. Incohérence!! Dans ce ménage, chaque individus consomme par jour 32.23214 Kg  de cereale; Prière de revoir les quantités prises de ces produits. Incohérence!! Dans ce ménage, chaque individus consomme par jour 32.23214 Kg  de cereale; Prière de revoir les quantités prises de ces produits. Le prix d'achat unitaire (1 Fcfa) de Aubergine sauvage  en Pièce de taille Petit  est invraisemblable, prière de regarder les reponses prises dans les questions s07bq07a s07bq07b s07bq07c s07bq08 pour mieux corriger. Attention ! Le prix unitaire d'achat (1 Fcfa) de Aubergine sauvage  en Pièce (Petit) est relativement faible par rapport aux autres prix observés dans cette zone. Prière de corriger ou de confirmer avec le QG.</w:t>
       </w:r>
     </w:p>
     <w:p>
@@ -5671,6 +5652,8 @@
         <w:rPr>
           <w:sz w:val="20"/>
         </w:rPr>
+        <w:t xml:space="preserve">- Attention ! Charrettes a été achété à 150000 Fcfa est relativement élevé par rapport aux autres prix d'achat observés dans cette zone. Prière de corriger ou de confirmer avec le QG. </w:t>
+        <w:br/>
         <w:t>- Avertissement!! Le prix d'achat (200000 FCFA) de Animaux de labour est inférieur aux prix de revente (300000 FCFA), prière de verifier et corriger ou confirmer l'information avec le QG.</w:t>
       </w:r>
     </w:p>
@@ -6124,7 +6107,7 @@
         <w:rPr>
           <w:sz w:val="20"/>
         </w:rPr>
-        <w:t>- Avertissement!!! Le ménage a consommé 7 Paquet Petit de Thé en sachet, cette quantité semble anormale pour une consommation des 7 derniers jours.Prière de corriger ou de confirmer avec le QG. Avertissement!! le prix unitaire (100 Fcfa) de Thé en sachet (unité: Paquet) de taille Petit est très faible ou élevé. Prière de corriger ou de confirmer avec le QG. Difficile de consommer le Sel en Boite (Autre que la boite/pot de tomate) Petit prière de verifier. Incohérence!! Dans ce ménage, chaque individus consomme par jour 29.78306 Kg  de cereale; Prière de revoir les quantités prises de ces produits. Incohérence!! Dans ce ménage, chaque individus consomme par jour 29.78306 Kg  de cereale; Prière de revoir les quantités prises de ces produits. Incohérence!! Dans ce ménage, chaque individus consomme par jour 29.78306 Kg  de cereale; Prière de revoir les quantités prises de ces produits.</w:t>
+        <w:t>- Avertissement!!! Le ménage a consommé 7 Paquet Petit de Thé en sachet, cette quantité semble anormale pour une consommation des 7 derniers jours.Prière de corriger ou de confirmer avec le QG. Avertissement!! le prix unitaire (100 Fcfa) de Thé en sachet (unité: Paquet) de taille Petit est très faible ou élevé. Prière de corriger ou de confirmer avec le QG. Difficile de consommer le Sel en Boite (Autre que la boite/pot de tomate) Petit prière de verifier. Incohérence!! Dans ce ménage, chaque individus consomme par jour 58.01266 Kg  de cereale; Prière de revoir les quantités prises de ces produits. Incohérence!! Dans ce ménage, chaque individus consomme par jour 58.01266 Kg  de cereale; Prière de revoir les quantités prises de ces produits. Incohérence!! Dans ce ménage, chaque individus consomme par jour 58.01266 Kg  de cereale; Prière de revoir les quantités prises de ces produits.</w:t>
       </w:r>
     </w:p>
     <w:p>
@@ -6779,7 +6762,7 @@
         <w:rPr>
           <w:sz w:val="20"/>
         </w:rPr>
-        <w:t>- Attention ! Le prix unitaire d'achat (160 Fcfa) de Pain moderne (Baguette) en miche (Moyen) est relativement élevé par rapport aux autres prix observés dans cette zone. Prière de corriger ou de confirmer avec le QG. Avertissement!! La quantité (3.5 litre) du produit Huile de soja  consommée  par le ménage semble très élevé, prière de corriger ou confirmer avec le QG. Avertissement!!! Le ménage a consommé 7 Paquet Petit de Thé en sachet, cette quantité semble anormale pour une consommation des 7 derniers jours.Prière de corriger ou de confirmer avec le QG. Avertissement!! le prix unitaire (150 Fcfa) de Thé en sachet (unité: Paquet) de taille Petit est très faible ou élevé. Prière de corriger ou de confirmer avec le QG. Incohérence!! Dans ce ménage, chaque individus consomme par jour 14.46071 Kg  de cereale; Prière de revoir les quantités prises de ces produits. Incohérence!! Dans ce ménage, chaque individus consomme par jour 14.46071 Kg  de cereale; Prière de revoir les quantités prises de ces produits. Incohérence!! Dans ce ménage, chaque individus consomme par jour 14.46071 Kg  de cereale; Prière de revoir les quantités prises de ces produits.</w:t>
+        <w:t>- Attention ! Le prix unitaire d'achat (160 Fcfa) de Pain moderne (Baguette) en miche (Moyen) est relativement élevé par rapport aux autres prix observés dans cette zone. Prière de corriger ou de confirmer avec le QG. Avertissement!! La quantité (3.5 litre) du produit Huile de soja  consommée  par le ménage semble très élevé, prière de corriger ou confirmer avec le QG. Avertissement!!! Le ménage a consommé 7 Paquet Petit de Thé en sachet, cette quantité semble anormale pour une consommation des 7 derniers jours.Prière de corriger ou de confirmer avec le QG. Avertissement!! le prix unitaire (150 Fcfa) de Thé en sachet (unité: Paquet) de taille Petit est très faible ou élevé. Prière de corriger ou de confirmer avec le QG. Incohérence!! Dans ce ménage, chaque individus consomme par jour 26.63775 Kg  de cereale; Prière de revoir les quantités prises de ces produits. Incohérence!! Dans ce ménage, chaque individus consomme par jour 26.63775 Kg  de cereale; Prière de revoir les quantités prises de ces produits. Incohérence!! Dans ce ménage, chaque individus consomme par jour 26.63775 Kg  de cereale; Prière de revoir les quantités prises de ces produits.</w:t>
       </w:r>
     </w:p>
     <w:p>
@@ -8107,7 +8090,7 @@
         <w:rPr>
           <w:sz w:val="20"/>
         </w:rPr>
-        <w:t>- Avertissement!!! Le ménage a consommé 14 Pièce Petit de Mâchoiron séchée (Kon), cette quantité semble anormale pour une consommation des 7 derniers jours.Prière de corriger ou de confirmer avec le QG. Avertissement!!! Le ménage a consommé 7 Paquet Petit de Thé en sachet, cette quantité semble anormale pour une consommation des 7 derniers jours.Prière de corriger ou de confirmer avec le QG. Avertissement!! le prix unitaire (125 Fcfa) de Thé en sachet (unité: Paquet) de taille Petit est très faible ou élevé. Prière de corriger ou de confirmer avec le QG. Incohérence!! Dans ce ménage, chaque individus consomme par jour 26.73786 Kg  de cereale; Prière de revoir les quantités prises de ces produits. Incohérence!! Dans ce ménage, chaque individus consomme par jour 26.73786 Kg  de cereale; Prière de revoir les quantités prises de ces produits. Incohérence!! Dans ce ménage, chaque individus consomme par jour 26.73786 Kg  de cereale; Prière de revoir les quantités prises de ces produits. Le prix d'achat unitaire (175 Fcfa) de Maïs en grain en Kg de taille  taille unique  est très faible, prière de regarder les reponses prises dans les questions s07bq07a s07bq07b s07bq07c s07bq08 pour mieux corriger.</w:t>
+        <w:t>- Attention ! Le prix unitaire d'achat (66.66666 Fcfa) de Aubergine sauvage  en Pièce (Petit) est relativement élevé par rapport aux autres prix observés dans cette zone. Prière de corriger ou de confirmer avec le QG. Avertissement!!! Le ménage a consommé 14 Pièce Petit de Mâchoiron séchée (Kon), cette quantité semble anormale pour une consommation des 7 derniers jours.Prière de corriger ou de confirmer avec le QG. Avertissement!!! Le ménage a consommé 7 Paquet Petit de Thé en sachet, cette quantité semble anormale pour une consommation des 7 derniers jours.Prière de corriger ou de confirmer avec le QG. Avertissement!! le prix unitaire (125 Fcfa) de Thé en sachet (unité: Paquet) de taille Petit est très faible ou élevé. Prière de corriger ou de confirmer avec le QG. Incohérence!! Dans ce ménage, chaque individus consomme par jour 47.64071 Kg  de cereale; Prière de revoir les quantités prises de ces produits. Incohérence!! Dans ce ménage, chaque individus consomme par jour 47.64071 Kg  de cereale; Prière de revoir les quantités prises de ces produits. Incohérence!! Dans ce ménage, chaque individus consomme par jour 47.64071 Kg  de cereale; Prière de revoir les quantités prises de ces produits. Le prix d'achat unitaire (175 Fcfa) de Maïs en grain en Kg de taille  taille unique  est très faible, prière de regarder les reponses prises dans les questions s07bq07a s07bq07b s07bq07c s07bq08 pour mieux corriger.</w:t>
       </w:r>
     </w:p>
     <w:p>
@@ -8352,8 +8335,6 @@
         <w:rPr>
           <w:sz w:val="20"/>
         </w:rPr>
-        <w:t xml:space="preserve">- Attention ! Houe/daba/hilaire a été revendu à 2000 Fcfa qui est relativement élevé par rapport aux autres prix de revente observés dans cette zone. Prière de corriger ou de confirmer avec le QG. </w:t>
-        <w:br/>
         <w:t>- Avertissement!! Le prix d'achat (25000 FCFA) de Animaux de labour est inférieur aux prix de revente (35000 FCFA), prière de verifier et corriger ou confirmer l'information avec le QG.</w:t>
       </w:r>
     </w:p>
